--- a/src/content/bios/De Larosière-JMHM 2016.docx
+++ b/src/content/bios/De Larosière-JMHM 2016.docx
@@ -7257,7 +7257,7 @@
             <w:u w:val="none"/>
             <w:lang w:val="fr-FR"/>
           </w:rPr>
-          <w:t>www.asmp.fr/fiches_academiciens/textacad/ larosiere/evolifs.pdf</w:t>
+          <w:t>www.asmp.fr/fiches_academiciens/textacad/larosiere/evolifs.pdf</w:t>
         </w:r>
       </w:hyperlink>
       <w:r>
@@ -7540,7 +7540,7 @@
             <w:szCs w:val="24"/>
             <w:u w:val="none"/>
           </w:rPr>
-          <w:t>http://ec.europa.eu/internal_market/finances/docs/de_larosiere_report_en. pdf</w:t>
+          <w:t>http://ec.europa.eu/internal_market/finances/docs/de_larosiere_report_en.pdf</w:t>
         </w:r>
       </w:hyperlink>
       <w:r>
